--- a/Clients/TM-002/Documents/CCH-Log-S1-2026-10-08.docx
+++ b/Clients/TM-002/Documents/CCH-Log-S1-2026-10-08.docx
@@ -547,7 +547,63 @@
     <w:p/>
     <w:p>
       <w:r>
-        <w:t>I plan to discuss this session with my supervisor (Lisa) to review: (1) the decision to defer formal induction to Session 2, (2) appropriateness of introducing EFT on the first session, (3) how to approach forgiveness and cord cutting given the severity of disclosure, (4) whether a referral to a licensed MHP for concurrent PTSD treatment should be considered.</w:t>
+        <w:t>I discussed this case with Lisa Machenberg (HMI Instructor) at the October 7 Case Conference. Lisa provided the following guidance:</w:t>
+      </w:r>
+    </w:p>
+    <w:p>
+      <w:pPr>
+        <w:pStyle w:val="ListBullet"/>
+      </w:pPr>
+      <w:r>
+        <w:t>Reframe the presenting issues: The anxiety, hypervigilance, and trust difficulties are not the problem — they are symptoms of overload. The brain is mistaking the real danger of the past with the real safety of the present (environmental hypnosis). Treatment should address the overload pattern, not chase individual symptoms.</w:t>
+      </w:r>
+    </w:p>
+    <w:p>
+      <w:pPr>
+        <w:pStyle w:val="ListBullet"/>
+      </w:pPr>
+      <w:r>
+        <w:t>Three Primary Wounds framework: Lisa identified three primary wounds in childhood trauma cases: (1) Abandonment — people supposed to keep you safe could not be present; (2) Betrayal — people supposed to keep you safe hurt you; (3) Shame — you are not who your parents wanted. For T.M., Betrayal and Abandonment are likely primary. Lisa advised asking the client directly which wound feels most profound.</w:t>
+      </w:r>
+    </w:p>
+    <w:p>
+      <w:pPr>
+        <w:pStyle w:val="ListBullet"/>
+      </w:pPr>
+      <w:r>
+        <w:t>No negatives in suggestions: The subconscious has the maturity of an 8-year-old and cannot process negatives. "Don't be anxious" creates a picture of anxiety. Instead, provide positive target imagery. Get the client's own positive words (e.g., "loved" and "joyful") and anchor those.</w:t>
+      </w:r>
+    </w:p>
+    <w:p>
+      <w:pPr>
+        <w:pStyle w:val="ListBullet"/>
+      </w:pPr>
+      <w:r>
+        <w:t>Start with target emotion and sensory memory: Ask "How do you wish you felt right now?" Then: "Tell me a time you felt [loved], even if it was teeny tiny." Get sensory details. Have the client breathe it in: "I am loved and I am joyful and I like it." This creates the neuropathway ("neurons that fire together wire together").</w:t>
+      </w:r>
+    </w:p>
+    <w:p>
+      <w:pPr>
+        <w:pStyle w:val="ListBullet"/>
+      </w:pPr>
+      <w:r>
+        <w:t>Hypnotic intention based on primary wound: For Abandonment — "You will never abandon yourself again. Listen to your body's needs." For Betrayal — "You will never betray yourself. No dangerous situations." For Shame — "Watch how you talk to yourself. Talk like your best friend."</w:t>
+      </w:r>
+    </w:p>
+    <w:p>
+      <w:pPr>
+        <w:pStyle w:val="ListBullet"/>
+      </w:pPr>
+      <w:r>
+        <w:t>Same trigger, new healthier behavior, superior result: Identify the client's trigger (e.g., going to mom's house), establish a new behavior (shoulders back, expose heart, breathe in the best of your adult self), and anchor the superior result (completely different experience even though there was trauma).</w:t>
+      </w:r>
+    </w:p>
+    <w:p>
+      <w:pPr>
+        <w:pStyle w:val="ListBullet"/>
+      </w:pPr>
+      <w:r>
+        <w:t>As a hypnotherapist, not a psychologist: Don't analyze how family of origin impacts the present. Instead focus on: what are you suggestible to? What is the trigger? What is the new healthier behavior?</w:t>
       </w:r>
     </w:p>
     <w:p>

--- a/Clients/TM-002/Documents/CCH-Log-S1-2026-10-08.docx
+++ b/Clients/TM-002/Documents/CCH-Log-S1-2026-10-08.docx
@@ -675,7 +675,7 @@
         <w:pStyle w:val="ListBullet"/>
       </w:pPr>
       <w:r>
-        <w:t>Next session priorities: (1) collect SMART baselines, (2) formal Emotional-lane induction, (3) safe space construction using client-provided positive imagery, (4) grounding anchor installation, (5) PHS installation, (6) RECORD THE SESSION.</w:t>
+        <w:t>Next session plan (informed by Lisa Machenberg Case Conference, Oct 7): Session 2 will be split into 2a and 2b. Session 2a: (1) collect SMART baselines deferred from S1, (2) identify which of Lisa's three primary wounds (abandonment, betrayal, shame) feels most profound to the client, (3) harvest target emotions and sensory memories per Lisa's method, (4) formal Emotional-lane induction (eye-closure, inferential arm-raise), (5) safe space construction using client-designed imagery, (6) desensitize and process the primary wound through guided imagery (adult perspective, not regression), (7) create new positive images and desired state, (8) EFT reinforcement of new associations, (9) RECORD THE SESSION. Session 2b: (1) retrigger and rewire specific triggers (men yelling) with same-trigger/new-behavior/superior-result method, (2) grounding anchor installation (finger-pinch + deep breath, triple-fire), (3) PHS installation with wound-specific intention, (4) EFT integration linking old triggers to new associations with repeated practice, (5) post-hypnotic suggestions for between-session reinforcement, (6) re-measure SMART baselines and compare to S1. Key insight from Lisa: focus is not on analyzing family of origin (psychotherapy), but on identifying what the client is suggestible to, what the trigger is, and what the new healthier behavior should be. No negatives in suggestions. Only positive target imagery.</w:t>
       </w:r>
     </w:p>
     <w:p/>
